--- a/assets/sphygmomanometer_certificate.docx
+++ b/assets/sphygmomanometer_certificate.docx
@@ -427,12 +427,6 @@
             <w:insideH w:val="single" w:color="auto" w:sz="4" w:space="0"/>
             <w:insideV w:val="single" w:color="auto" w:sz="4" w:space="0"/>
           </w:tblBorders>
-          <w:tblCellMar>
-            <w:top w:w="0" w:type="dxa"/>
-            <w:left w:w="108" w:type="dxa"/>
-            <w:bottom w:w="0" w:type="dxa"/>
-            <w:right w:w="108" w:type="dxa"/>
-          </w:tblCellMar>
         </w:tblPrEx>
         <w:tc>
           <w:tcPr>
@@ -1563,7 +1557,6 @@
                 <w:lang w:bidi="ar-EG"/>
               </w:rPr>
             </w:pPr>
-            <w:bookmarkStart w:id="0" w:name="_GoBack"/>
             <w:r>
               <w:rPr>
                 <w:rFonts w:hint="cs" w:asciiTheme="majorBidi" w:hAnsiTheme="majorBidi" w:cstheme="majorBidi"/>
@@ -1574,20 +1567,7 @@
                 <w:rtl/>
                 <w:lang w:bidi="ar-EG"/>
               </w:rPr>
-              <w:t>بيانات مكان</w:t>
-            </w:r>
-            <w:bookmarkEnd w:id="0"/>
-            <w:r>
-              <w:rPr>
-                <w:rFonts w:hint="cs" w:asciiTheme="majorBidi" w:hAnsiTheme="majorBidi" w:cstheme="majorBidi"/>
-                <w:b/>
-                <w:bCs/>
-                <w:sz w:val="24"/>
-                <w:szCs w:val="24"/>
-                <w:rtl/>
-                <w:lang w:bidi="ar-EG"/>
-              </w:rPr>
-              <w:t xml:space="preserve"> الجهاز الطبى المختبر</w:t>
+              <w:t>بيانات مكان الجهاز الطبى المختبر</w:t>
             </w:r>
           </w:p>
         </w:tc>
@@ -2267,6 +2247,7 @@
                 <w:lang w:bidi="ar-EG"/>
               </w:rPr>
             </w:pPr>
+            <w:bookmarkStart w:id="0" w:name="_GoBack" w:colFirst="2" w:colLast="2"/>
             <w:r>
               <w:rPr>
                 <w:rFonts w:hint="default"/>
@@ -2323,13 +2304,10 @@
             <w:tcBorders>
               <w:top w:val="single" w:color="auto" w:sz="36" w:space="0"/>
             </w:tcBorders>
-          </w:tcPr>
-          <w:p>
-            <w:pPr>
-              <w:tabs>
-                <w:tab w:val="right" w:pos="3770"/>
-              </w:tabs>
-              <w:spacing w:after="0" w:line="240" w:lineRule="auto"/>
+            <w:vAlign w:val="top"/>
+          </w:tcPr>
+          <w:p>
+            <w:pPr>
               <w:jc w:val="center"/>
               <w:rPr>
                 <w:rFonts w:asciiTheme="majorBidi" w:hAnsiTheme="majorBidi" w:cstheme="majorBidi"/>
@@ -2342,14 +2320,14 @@
             </w:pPr>
             <w:r>
               <w:rPr>
-                <w:rFonts w:asciiTheme="majorBidi" w:hAnsiTheme="majorBidi" w:cstheme="majorBidi"/>
+                <w:rFonts w:hint="default"/>
                 <w:b/>
                 <w:bCs/>
                 <w:sz w:val="28"/>
                 <w:szCs w:val="28"/>
-                <w:lang w:bidi="ar-EG"/>
-              </w:rPr>
-              <w:t>Pass</w:t>
+                <w:lang w:val="en-US" w:eastAsia="zh-CN"/>
+              </w:rPr>
+              <w:t>{Final}</w:t>
             </w:r>
           </w:p>
         </w:tc>
@@ -2394,6 +2372,7 @@
           </w:p>
         </w:tc>
       </w:tr>
+      <w:bookmarkEnd w:id="0"/>
       <w:tr>
         <w:tblPrEx>
           <w:tblBorders>
@@ -2710,12 +2689,6 @@
             <w:insideH w:val="single" w:color="auto" w:sz="4" w:space="0"/>
             <w:insideV w:val="single" w:color="auto" w:sz="4" w:space="0"/>
           </w:tblBorders>
-          <w:tblCellMar>
-            <w:top w:w="0" w:type="dxa"/>
-            <w:left w:w="108" w:type="dxa"/>
-            <w:bottom w:w="0" w:type="dxa"/>
-            <w:right w:w="108" w:type="dxa"/>
-          </w:tblCellMar>
         </w:tblPrEx>
         <w:tc>
           <w:tcPr>
@@ -5424,12 +5397,6 @@
                                 <w:insideV w:val="single" w:color="auto" w:sz="4" w:space="0"/>
                               </w:tblBorders>
                               <w:shd w:val="clear" w:color="auto" w:fill="FFFFFF" w:themeFill="background1"/>
-                              <w:tblCellMar>
-                                <w:top w:w="0" w:type="dxa"/>
-                                <w:left w:w="108" w:type="dxa"/>
-                                <w:bottom w:w="0" w:type="dxa"/>
-                                <w:right w:w="108" w:type="dxa"/>
-                              </w:tblCellMar>
                             </w:tblPrEx>
                             <w:trPr>
                               <w:jc w:val="center"/>
